--- a/docs/paperwork/2026 Candidate Record Form.DOCX
+++ b/docs/paperwork/2026 Candidate Record Form.DOCX
@@ -1,6 +1,6 @@
 
 <file path=word/document.xml><?xml version="1.0" encoding="utf-8"?>
-<w:document xmlns:wpc="http://schemas.microsoft.com/office/word/2010/wordprocessingCanvas" xmlns:cx="http://schemas.microsoft.com/office/drawing/2014/chartex" xmlns:cx1="http://schemas.microsoft.com/office/drawing/2015/9/8/chartex" xmlns:cx2="http://schemas.microsoft.com/office/drawing/2015/10/21/chartex" xmlns:cx3="http://schemas.microsoft.com/office/drawing/2016/5/9/chartex" xmlns:cx4="http://schemas.microsoft.com/office/drawing/2016/5/10/chartex" xmlns:cx5="http://schemas.microsoft.com/office/drawing/2016/5/11/chartex" xmlns:cx6="http://schemas.microsoft.com/office/drawing/2016/5/12/chartex" xmlns:cx7="http://schemas.microsoft.com/office/drawing/2016/5/13/chartex" xmlns:cx8="http://schemas.microsoft.com/office/drawing/2016/5/14/chartex" xmlns:mc="http://schemas.openxmlformats.org/markup-compatibility/2006" xmlns:aink="http://schemas.microsoft.com/office/drawing/2016/ink" xmlns:am3d="http://schemas.microsoft.com/office/drawing/2017/model3d" xmlns:o="urn:schemas-microsoft-com:office:office" xmlns:oel="http://schemas.microsoft.com/office/2019/extlst" xmlns:r="http://schemas.openxmlformats.org/officeDocument/2006/relationships" xmlns:m="http://schemas.openxmlformats.org/officeDocument/2006/math" xmlns:v="urn:schemas-microsoft-com:vml" xmlns:wp14="http://schemas.microsoft.com/office/word/2010/wordprocessingDrawing" xmlns:wp="http://schemas.openxmlformats.org/drawingml/2006/wordprocessingDrawing" xmlns:w10="urn:schemas-microsoft-com:office:word" xmlns:w="http://schemas.openxmlformats.org/wordprocessingml/2006/main" xmlns:w14="http://schemas.microsoft.com/office/word/2010/wordml" xmlns:w15="http://schemas.microsoft.com/office/word/2012/wordml" xmlns:w16cex="http://schemas.microsoft.com/office/word/2018/wordml/cex" xmlns:w16cid="http://schemas.microsoft.com/office/word/2016/wordml/cid" xmlns:w16="http://schemas.microsoft.com/office/word/2018/wordml" xmlns:w16sdtdh="http://schemas.microsoft.com/office/word/2020/wordml/sdtdatahash" xmlns:w16se="http://schemas.microsoft.com/office/word/2015/wordml/symex" xmlns:wpg="http://schemas.microsoft.com/office/word/2010/wordprocessingGroup" xmlns:wpi="http://schemas.microsoft.com/office/word/2010/wordprocessingInk" xmlns:wne="http://schemas.microsoft.com/office/word/2006/wordml" xmlns:wps="http://schemas.microsoft.com/office/word/2010/wordprocessingShape" mc:Ignorable="w14 w15 w16se w16cid w16 w16cex w16sdtdh wp14">
+<w:document xmlns:wpc="http://schemas.microsoft.com/office/word/2010/wordprocessingCanvas" xmlns:cx="http://schemas.microsoft.com/office/drawing/2014/chartex" xmlns:cx1="http://schemas.microsoft.com/office/drawing/2015/9/8/chartex" xmlns:cx2="http://schemas.microsoft.com/office/drawing/2015/10/21/chartex" xmlns:cx3="http://schemas.microsoft.com/office/drawing/2016/5/9/chartex" xmlns:cx4="http://schemas.microsoft.com/office/drawing/2016/5/10/chartex" xmlns:cx5="http://schemas.microsoft.com/office/drawing/2016/5/11/chartex" xmlns:cx6="http://schemas.microsoft.com/office/drawing/2016/5/12/chartex" xmlns:cx7="http://schemas.microsoft.com/office/drawing/2016/5/13/chartex" xmlns:cx8="http://schemas.microsoft.com/office/drawing/2016/5/14/chartex" xmlns:mc="http://schemas.openxmlformats.org/markup-compatibility/2006" xmlns:aink="http://schemas.microsoft.com/office/drawing/2016/ink" xmlns:am3d="http://schemas.microsoft.com/office/drawing/2017/model3d" xmlns:o="urn:schemas-microsoft-com:office:office" xmlns:oel="http://schemas.microsoft.com/office/2019/extlst" xmlns:r="http://schemas.openxmlformats.org/officeDocument/2006/relationships" xmlns:m="http://schemas.openxmlformats.org/officeDocument/2006/math" xmlns:v="urn:schemas-microsoft-com:vml" xmlns:wp14="http://schemas.microsoft.com/office/word/2010/wordprocessingDrawing" xmlns:wp="http://schemas.openxmlformats.org/drawingml/2006/wordprocessingDrawing" xmlns:w10="urn:schemas-microsoft-com:office:word" xmlns:w="http://schemas.openxmlformats.org/wordprocessingml/2006/main" xmlns:w14="http://schemas.microsoft.com/office/word/2010/wordml" xmlns:w15="http://schemas.microsoft.com/office/word/2012/wordml" xmlns:w16cex="http://schemas.microsoft.com/office/word/2018/wordml/cex" xmlns:w16cid="http://schemas.microsoft.com/office/word/2016/wordml/cid" xmlns:w16="http://schemas.microsoft.com/office/word/2018/wordml" xmlns:w16du="http://schemas.microsoft.com/office/word/2023/wordml/word16du" xmlns:w16sdtdh="http://schemas.microsoft.com/office/word/2020/wordml/sdtdatahash" xmlns:w16sdtfl="http://schemas.microsoft.com/office/word/2024/wordml/sdtformatlock" xmlns:w16se="http://schemas.microsoft.com/office/word/2015/wordml/symex" xmlns:wpg="http://schemas.microsoft.com/office/word/2010/wordprocessingGroup" xmlns:wpi="http://schemas.microsoft.com/office/word/2010/wordprocessingInk" xmlns:wne="http://schemas.microsoft.com/office/word/2006/wordml" xmlns:wps="http://schemas.microsoft.com/office/word/2010/wordprocessingShape" mc:Ignorable="w14 w15 w16se w16cid w16 w16cex w16sdtdh w16sdtfl w16du wp14">
   <w:body>
     <w:p>
       <w:pPr>
@@ -77,16 +77,7 @@
           <w:sz w:val="22"/>
           <w:szCs w:val="22"/>
         </w:rPr>
-        <w:t xml:space="preserve">Please attach the form to your candidate’s work and keep it at the centre or send it to the moderator as required. The declarations should be completed by </w:t>
-      </w:r>
-      <w:r>
-        <w:rPr>
-          <w:b/>
-          <w:color w:val="000000"/>
-          <w:sz w:val="22"/>
-          <w:szCs w:val="22"/>
-        </w:rPr>
-        <w:t>the candidate and teacher as indicated.</w:t>
+        <w:t>Please attach the form to your candidate’s work and keep it at the centre or send it to the moderator as required. The declarations should be completed by the candidate and teacher as indicated.</w:t>
       </w:r>
     </w:p>
     <w:p>
@@ -137,7 +128,6 @@
         <w:tc>
           <w:tcPr>
             <w:tcW w:w="2263" w:type="dxa"/>
-            <w:shd w:val="clear" w:color="auto" w:fill="auto"/>
           </w:tcPr>
           <w:p>
             <w:pPr>
@@ -162,14 +152,12 @@
             <w:tcBorders>
               <w:bottom w:val="nil"/>
             </w:tcBorders>
-            <w:shd w:val="clear" w:color="auto" w:fill="auto"/>
           </w:tcPr>
           <w:p/>
         </w:tc>
         <w:tc>
           <w:tcPr>
             <w:tcW w:w="7512" w:type="dxa"/>
-            <w:shd w:val="clear" w:color="auto" w:fill="auto"/>
           </w:tcPr>
           <w:p>
             <w:pPr>
@@ -199,7 +187,6 @@
             <w:tcBorders>
               <w:bottom w:val="nil"/>
             </w:tcBorders>
-            <w:shd w:val="clear" w:color="auto" w:fill="auto"/>
           </w:tcPr>
           <w:p>
             <w:r>
@@ -213,7 +200,6 @@
             <w:tcBorders>
               <w:bottom w:val="nil"/>
             </w:tcBorders>
-            <w:shd w:val="clear" w:color="auto" w:fill="auto"/>
           </w:tcPr>
           <w:p/>
         </w:tc>
@@ -223,7 +209,6 @@
             <w:tcBorders>
               <w:bottom w:val="nil"/>
             </w:tcBorders>
-            <w:shd w:val="clear" w:color="auto" w:fill="auto"/>
           </w:tcPr>
           <w:p>
             <w:r>
@@ -244,7 +229,6 @@
               <w:bottom w:val="single" w:sz="4" w:space="0" w:color="4B4B4B"/>
               <w:right w:val="single" w:sz="4" w:space="0" w:color="4B4B4B"/>
             </w:tcBorders>
-            <w:shd w:val="clear" w:color="auto" w:fill="auto"/>
           </w:tcPr>
           <w:p/>
         </w:tc>
@@ -256,7 +240,6 @@
               <w:bottom w:val="nil"/>
               <w:right w:val="single" w:sz="4" w:space="0" w:color="4B4B4B"/>
             </w:tcBorders>
-            <w:shd w:val="clear" w:color="auto" w:fill="auto"/>
           </w:tcPr>
           <w:p/>
         </w:tc>
@@ -268,7 +251,6 @@
               <w:bottom w:val="single" w:sz="4" w:space="0" w:color="4B4B4B"/>
               <w:right w:val="single" w:sz="4" w:space="0" w:color="4B4B4B"/>
             </w:tcBorders>
-            <w:shd w:val="clear" w:color="auto" w:fill="auto"/>
           </w:tcPr>
           <w:p/>
         </w:tc>
@@ -298,7 +280,6 @@
         <w:tc>
           <w:tcPr>
             <w:tcW w:w="2263" w:type="dxa"/>
-            <w:shd w:val="clear" w:color="auto" w:fill="auto"/>
           </w:tcPr>
           <w:p>
             <w:pPr>
@@ -323,14 +304,12 @@
             <w:tcBorders>
               <w:bottom w:val="nil"/>
             </w:tcBorders>
-            <w:shd w:val="clear" w:color="auto" w:fill="auto"/>
           </w:tcPr>
           <w:p/>
         </w:tc>
         <w:tc>
           <w:tcPr>
             <w:tcW w:w="7512" w:type="dxa"/>
-            <w:shd w:val="clear" w:color="auto" w:fill="auto"/>
           </w:tcPr>
           <w:p>
             <w:pPr>
@@ -360,7 +339,6 @@
             <w:tcBorders>
               <w:bottom w:val="nil"/>
             </w:tcBorders>
-            <w:shd w:val="clear" w:color="auto" w:fill="auto"/>
           </w:tcPr>
           <w:p>
             <w:r>
@@ -374,7 +352,6 @@
             <w:tcBorders>
               <w:bottom w:val="nil"/>
             </w:tcBorders>
-            <w:shd w:val="clear" w:color="auto" w:fill="auto"/>
           </w:tcPr>
           <w:p/>
         </w:tc>
@@ -384,7 +361,6 @@
             <w:tcBorders>
               <w:bottom w:val="nil"/>
             </w:tcBorders>
-            <w:shd w:val="clear" w:color="auto" w:fill="auto"/>
           </w:tcPr>
           <w:p>
             <w:r>
@@ -408,7 +384,6 @@
               <w:bottom w:val="single" w:sz="4" w:space="0" w:color="4B4B4B"/>
               <w:right w:val="single" w:sz="4" w:space="0" w:color="4B4B4B"/>
             </w:tcBorders>
-            <w:shd w:val="clear" w:color="auto" w:fill="auto"/>
           </w:tcPr>
           <w:p/>
         </w:tc>
@@ -420,7 +395,6 @@
               <w:bottom w:val="nil"/>
               <w:right w:val="single" w:sz="4" w:space="0" w:color="4B4B4B"/>
             </w:tcBorders>
-            <w:shd w:val="clear" w:color="auto" w:fill="auto"/>
           </w:tcPr>
           <w:p/>
         </w:tc>
@@ -432,7 +406,6 @@
               <w:bottom w:val="single" w:sz="4" w:space="0" w:color="4B4B4B"/>
               <w:right w:val="single" w:sz="4" w:space="0" w:color="4B4B4B"/>
             </w:tcBorders>
-            <w:shd w:val="clear" w:color="auto" w:fill="auto"/>
           </w:tcPr>
           <w:p/>
         </w:tc>
@@ -471,10 +444,7 @@
               <w:t xml:space="preserve">must </w:t>
             </w:r>
             <w:r>
-              <w:t xml:space="preserve">be the candidate’s own. If candidates copy work, </w:t>
-            </w:r>
-            <w:r>
-              <w:t>allow candidates to copy from them, or cheat in any other way, they may be disqualified.</w:t>
+              <w:t>be the candidate’s own. If candidates copy work, allow candidates to copy from them, or cheat in any other way, they may be disqualified.</w:t>
             </w:r>
           </w:p>
         </w:tc>
@@ -586,7 +556,7 @@
                 <v:stroke joinstyle="miter"/>
                 <v:path gradientshapeok="t" o:connecttype="rect"/>
               </v:shapetype>
-              <v:shape id="Text Box 2" o:spid="_x0000_s1026" type="#_x0000_t202" style="position:absolute;margin-left:-5.5pt;margin-top:13.15pt;width:30.75pt;height:39.75pt;z-index:-251655168;visibility:visible;mso-wrap-style:square;mso-width-percent:0;mso-height-percent:0;mso-wrap-distance-left:9pt;mso-wrap-distance-top:3.6pt;mso-wrap-distance-right:9pt;mso-wrap-distance-bottom:3.6pt;mso-position-horizontal:absolute;mso-position-horizontal-relative:text;mso-position-vertical:absolute;mso-position-vertical-relative:text;mso-width-percent:0;mso-height-percent:0;mso-width-relative:margin;mso-height-relative:margin;v-text-anchor:top" o:gfxdata="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" stroked="f">
+              <v:shape id="Text Box 2" o:spid="_x0000_s1026" type="#_x0000_t202" style="position:absolute;margin-left:-5.5pt;margin-top:13.15pt;width:30.75pt;height:39.75pt;z-index:-251655168;visibility:visible;mso-wrap-style:square;mso-width-percent:0;mso-height-percent:0;mso-wrap-distance-left:9pt;mso-wrap-distance-top:3.6pt;mso-wrap-distance-right:9pt;mso-wrap-distance-bottom:3.6pt;mso-position-horizontal:absolute;mso-position-horizontal-relative:text;mso-position-vertical:absolute;mso-position-vertical-relative:text;mso-width-percent:0;mso-height-percent:0;mso-width-relative:margin;mso-height-relative:margin;v-text-anchor:top" o:gfxdata="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" stroked="f">
                 <v:textbox>
                   <w:txbxContent>
                     <w:p>
@@ -653,6 +623,7 @@
       <w:r>
         <w:tab/>
       </w:r>
+      <w:proofErr w:type="gramStart"/>
       <w:r>
         <w:rPr>
           <w:rFonts w:ascii="MS Gothic" w:eastAsia="MS Gothic" w:hAnsi="MS Gothic" w:cs="MS Gothic"/>
@@ -664,6 +635,7 @@
       <w:r>
         <w:t xml:space="preserve">  Yes</w:t>
       </w:r>
+      <w:proofErr w:type="gramEnd"/>
       <w:r>
         <w:rPr>
           <w:i/>
@@ -799,6 +771,9 @@
             <w:r>
               <w:t xml:space="preserve"> </w:t>
             </w:r>
+            <w:r>
+              <w:t>Sources are acknowledged on the final page of the work.</w:t>
+            </w:r>
           </w:p>
         </w:tc>
       </w:tr>
@@ -819,10 +794,7 @@
         </w:rPr>
       </w:pPr>
       <w:r>
-        <w:t xml:space="preserve">We may use examples of candidate’s work for standardisation or training purposes.  Please see our privacy notice for more information on how we use </w:t>
-      </w:r>
-      <w:r>
-        <w:t>assessment data and on your rights under data privacy legislation.</w:t>
+        <w:t>We may use examples of candidate’s work for standardisation or training purposes.  Please see our privacy notice for more information on how we use assessment data and on your rights under data privacy legislation.</w:t>
       </w:r>
     </w:p>
     <w:p>
@@ -910,7 +882,7 @@
           </mc:Choice>
           <mc:Fallback>
             <w:pict>
-              <v:roundrect w14:anchorId="632A1574" id="Rectangle: Rounded Corners 19" o:spid="_x0000_s1027" style="position:absolute;margin-left:1pt;margin-top:5pt;width:298.3pt;height:29.55pt;z-index:251658240;visibility:visible;mso-wrap-style:square;mso-wrap-distance-left:9pt;mso-wrap-distance-top:0;mso-wrap-distance-right:9pt;mso-wrap-distance-bottom:0;mso-position-horizontal:absolute;mso-position-horizontal-relative:text;mso-position-vertical:absolute;mso-position-vertical-relative:text;v-text-anchor:middle" arcsize="10923f" o:gfxdata="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" filled="f" strokecolor="#4b4b4b">
+              <v:roundrect w14:anchorId="632A1574" id="Rectangle: Rounded Corners 19" o:spid="_x0000_s1027" style="position:absolute;margin-left:1pt;margin-top:5pt;width:298.3pt;height:29.55pt;z-index:251658240;visibility:visible;mso-wrap-style:square;mso-wrap-distance-left:9pt;mso-wrap-distance-top:0;mso-wrap-distance-right:9pt;mso-wrap-distance-bottom:0;mso-position-horizontal:absolute;mso-position-horizontal-relative:text;mso-position-vertical:absolute;mso-position-vertical-relative:text;v-text-anchor:middle" arcsize="10923f" o:gfxdata="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" filled="f" strokecolor="#4b4b4b">
                 <v:stroke startarrowwidth="narrow" startarrowlength="short" endarrowwidth="narrow" endarrowlength="short"/>
                 <v:textbox inset="2.53958mm,2.53958mm,2.53958mm,2.53958mm">
                   <w:txbxContent>
@@ -1056,10 +1028,7 @@
     </w:p>
     <w:p>
       <w:r>
-        <w:t xml:space="preserve">I confirm the candidate’s work was conducted under the conditions laid out by the specification. I have authenticated the candidate’s work and am satisfied (to the best of my knowledge) that the work produced is </w:t>
-      </w:r>
-      <w:r>
-        <w:t>solely that of the candidate.</w:t>
+        <w:t>I confirm the candidate’s work was conducted under the conditions laid out by the specification. I have authenticated the candidate’s work and am satisfied (to the best of my knowledge) that the work produced is solely that of the candidate.</w:t>
       </w:r>
     </w:p>
     <w:p>
@@ -1134,7 +1103,7 @@
           </mc:Choice>
           <mc:Fallback>
             <w:pict>
-              <v:roundrect w14:anchorId="0BB1CCE4" id="Rectangle: Rounded Corners 18" o:spid="_x0000_s1028" style="position:absolute;margin-left:1pt;margin-top:5pt;width:298.3pt;height:29.55pt;z-index:251659264;visibility:visible;mso-wrap-style:square;mso-wrap-distance-left:9pt;mso-wrap-distance-top:0;mso-wrap-distance-right:9pt;mso-wrap-distance-bottom:0;mso-position-horizontal:absolute;mso-position-horizontal-relative:text;mso-position-vertical:absolute;mso-position-vertical-relative:text;v-text-anchor:middle" arcsize="10923f" o:gfxdata="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" filled="f" strokecolor="#4b4b4b">
+              <v:roundrect w14:anchorId="0BB1CCE4" id="Rectangle: Rounded Corners 18" o:spid="_x0000_s1028" style="position:absolute;margin-left:1pt;margin-top:5pt;width:298.3pt;height:29.55pt;z-index:251659264;visibility:visible;mso-wrap-style:square;mso-wrap-distance-left:9pt;mso-wrap-distance-top:0;mso-wrap-distance-right:9pt;mso-wrap-distance-bottom:0;mso-position-horizontal:absolute;mso-position-horizontal-relative:text;mso-position-vertical:absolute;mso-position-vertical-relative:text;v-text-anchor:middle" arcsize="10923f" o:gfxdata="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" filled="f" strokecolor="#4b4b4b">
                 <v:stroke startarrowwidth="narrow" startarrowlength="short" endarrowwidth="narrow" endarrowlength="short"/>
                 <v:textbox inset="2.53958mm,2.53958mm,2.53958mm,2.53958mm">
                   <w:txbxContent>
@@ -1244,7 +1213,6 @@
         <w:tc>
           <w:tcPr>
             <w:tcW w:w="2263" w:type="dxa"/>
-            <w:shd w:val="clear" w:color="auto" w:fill="auto"/>
           </w:tcPr>
           <w:p>
             <w:pPr>
@@ -1269,14 +1237,12 @@
             <w:tcBorders>
               <w:bottom w:val="nil"/>
             </w:tcBorders>
-            <w:shd w:val="clear" w:color="auto" w:fill="auto"/>
           </w:tcPr>
           <w:p/>
         </w:tc>
         <w:tc>
           <w:tcPr>
             <w:tcW w:w="7517" w:type="dxa"/>
-            <w:shd w:val="clear" w:color="auto" w:fill="auto"/>
           </w:tcPr>
           <w:p>
             <w:pPr>
@@ -1306,7 +1272,6 @@
             <w:tcBorders>
               <w:bottom w:val="nil"/>
             </w:tcBorders>
-            <w:shd w:val="clear" w:color="auto" w:fill="auto"/>
           </w:tcPr>
           <w:p>
             <w:r>
@@ -1323,7 +1288,6 @@
             <w:tcBorders>
               <w:bottom w:val="nil"/>
             </w:tcBorders>
-            <w:shd w:val="clear" w:color="auto" w:fill="auto"/>
           </w:tcPr>
           <w:p/>
         </w:tc>
@@ -1333,7 +1297,6 @@
             <w:tcBorders>
               <w:bottom w:val="nil"/>
             </w:tcBorders>
-            <w:shd w:val="clear" w:color="auto" w:fill="auto"/>
           </w:tcPr>
           <w:p>
             <w:r>
@@ -1357,7 +1320,6 @@
               <w:bottom w:val="single" w:sz="4" w:space="0" w:color="4B4B4B"/>
               <w:right w:val="single" w:sz="4" w:space="0" w:color="4B4B4B"/>
             </w:tcBorders>
-            <w:shd w:val="clear" w:color="auto" w:fill="auto"/>
           </w:tcPr>
           <w:p/>
         </w:tc>
@@ -1369,7 +1331,6 @@
               <w:bottom w:val="nil"/>
               <w:right w:val="single" w:sz="4" w:space="0" w:color="4B4B4B"/>
             </w:tcBorders>
-            <w:shd w:val="clear" w:color="auto" w:fill="auto"/>
           </w:tcPr>
           <w:p/>
         </w:tc>
@@ -1381,7 +1342,6 @@
               <w:bottom w:val="single" w:sz="4" w:space="0" w:color="4B4B4B"/>
               <w:right w:val="single" w:sz="4" w:space="0" w:color="4B4B4B"/>
             </w:tcBorders>
-            <w:shd w:val="clear" w:color="auto" w:fill="auto"/>
           </w:tcPr>
           <w:p/>
         </w:tc>
@@ -1409,10 +1369,7 @@
     </w:p>
     <w:p>
       <w:r>
-        <w:t xml:space="preserve">To be completed by the candidate and returned to the teacher for approval before the project is </w:t>
-      </w:r>
-      <w:r>
-        <w:t>started</w:t>
+        <w:t>To be completed by the candidate and returned to the teacher for approval before the project is started</w:t>
       </w:r>
     </w:p>
     <w:p/>
@@ -1638,7 +1595,13 @@
               <w:t xml:space="preserve"> </w:t>
             </w:r>
             <w:r>
-              <w:t>“Koko” ~ student from India who experienced learning to write in English</w:t>
+              <w:t xml:space="preserve">“Koko” ~ student from India who experienced </w:t>
+            </w:r>
+            <w:r>
+              <w:t xml:space="preserve">firsthand </w:t>
+            </w:r>
+            <w:r>
+              <w:t>learning to write in English</w:t>
             </w:r>
           </w:p>
         </w:tc>
@@ -1709,10 +1672,7 @@
     <w:p/>
     <w:p>
       <w:r>
-        <w:t xml:space="preserve">Marks must be </w:t>
-      </w:r>
-      <w:r>
-        <w:t>awarded in accordance with the instructions and criteria in the specification.</w:t>
+        <w:t>Marks must be awarded in accordance with the instructions and criteria in the specification.</w:t>
       </w:r>
     </w:p>
     <w:p/>
@@ -1807,7 +1767,6 @@
         <w:tc>
           <w:tcPr>
             <w:tcW w:w="1134" w:type="dxa"/>
-            <w:shd w:val="clear" w:color="auto" w:fill="auto"/>
             <w:tcMar>
               <w:left w:w="57" w:type="dxa"/>
               <w:right w:w="510" w:type="dxa"/>
@@ -1826,7 +1785,6 @@
         <w:tc>
           <w:tcPr>
             <w:tcW w:w="1134" w:type="dxa"/>
-            <w:shd w:val="clear" w:color="auto" w:fill="auto"/>
             <w:tcMar>
               <w:left w:w="57" w:type="dxa"/>
               <w:right w:w="510" w:type="dxa"/>
@@ -1867,7 +1825,6 @@
         <w:tc>
           <w:tcPr>
             <w:tcW w:w="1134" w:type="dxa"/>
-            <w:shd w:val="clear" w:color="auto" w:fill="auto"/>
             <w:tcMar>
               <w:left w:w="57" w:type="dxa"/>
               <w:right w:w="510" w:type="dxa"/>
@@ -1886,7 +1843,6 @@
         <w:tc>
           <w:tcPr>
             <w:tcW w:w="1134" w:type="dxa"/>
-            <w:shd w:val="clear" w:color="auto" w:fill="auto"/>
             <w:tcMar>
               <w:left w:w="57" w:type="dxa"/>
               <w:right w:w="510" w:type="dxa"/>
@@ -1919,13 +1875,8 @@
           </w:tcPr>
           <w:p>
             <w:r>
-              <w:t xml:space="preserve">3 Technical </w:t>
-            </w:r>
-            <w:proofErr w:type="gramStart"/>
-            <w:r>
-              <w:t>solution</w:t>
-            </w:r>
-            <w:proofErr w:type="gramEnd"/>
+              <w:t>3 Technical solution</w:t>
+            </w:r>
           </w:p>
         </w:tc>
         <w:tc>
@@ -1946,7 +1897,6 @@
         <w:tc>
           <w:tcPr>
             <w:tcW w:w="1134" w:type="dxa"/>
-            <w:shd w:val="clear" w:color="auto" w:fill="auto"/>
             <w:tcMar>
               <w:left w:w="57" w:type="dxa"/>
               <w:right w:w="510" w:type="dxa"/>
@@ -1965,7 +1915,6 @@
         <w:tc>
           <w:tcPr>
             <w:tcW w:w="1134" w:type="dxa"/>
-            <w:shd w:val="clear" w:color="auto" w:fill="auto"/>
             <w:tcMar>
               <w:left w:w="57" w:type="dxa"/>
               <w:right w:w="510" w:type="dxa"/>
@@ -2015,7 +1964,6 @@
         <w:tc>
           <w:tcPr>
             <w:tcW w:w="1134" w:type="dxa"/>
-            <w:shd w:val="clear" w:color="auto" w:fill="auto"/>
             <w:tcMar>
               <w:left w:w="57" w:type="dxa"/>
               <w:right w:w="510" w:type="dxa"/>
@@ -2034,7 +1982,6 @@
         <w:tc>
           <w:tcPr>
             <w:tcW w:w="1134" w:type="dxa"/>
-            <w:shd w:val="clear" w:color="auto" w:fill="auto"/>
             <w:tcMar>
               <w:left w:w="57" w:type="dxa"/>
               <w:right w:w="510" w:type="dxa"/>
@@ -2070,7 +2017,6 @@
         <w:tc>
           <w:tcPr>
             <w:tcW w:w="1134" w:type="dxa"/>
-            <w:shd w:val="clear" w:color="auto" w:fill="auto"/>
             <w:tcMar>
               <w:left w:w="57" w:type="dxa"/>
               <w:right w:w="510" w:type="dxa"/>
@@ -2089,7 +2035,6 @@
         <w:tc>
           <w:tcPr>
             <w:tcW w:w="1134" w:type="dxa"/>
-            <w:shd w:val="clear" w:color="auto" w:fill="auto"/>
             <w:tcMar>
               <w:left w:w="57" w:type="dxa"/>
               <w:right w:w="510" w:type="dxa"/>
@@ -2118,17 +2063,13 @@
           </w:tcPr>
           <w:p>
             <w:r>
-              <w:t xml:space="preserve">5 </w:t>
-            </w:r>
-            <w:r>
-              <w:t>Evaluation</w:t>
+              <w:t>5 Evaluation</w:t>
             </w:r>
           </w:p>
         </w:tc>
         <w:tc>
           <w:tcPr>
             <w:tcW w:w="1134" w:type="dxa"/>
-            <w:shd w:val="clear" w:color="auto" w:fill="auto"/>
             <w:tcMar>
               <w:left w:w="57" w:type="dxa"/>
               <w:right w:w="510" w:type="dxa"/>
@@ -2147,7 +2088,6 @@
         <w:tc>
           <w:tcPr>
             <w:tcW w:w="1134" w:type="dxa"/>
-            <w:shd w:val="clear" w:color="auto" w:fill="auto"/>
             <w:tcMar>
               <w:left w:w="57" w:type="dxa"/>
               <w:right w:w="510" w:type="dxa"/>
@@ -2202,7 +2142,6 @@
         <w:tc>
           <w:tcPr>
             <w:tcW w:w="1134" w:type="dxa"/>
-            <w:shd w:val="clear" w:color="auto" w:fill="auto"/>
             <w:tcMar>
               <w:left w:w="57" w:type="dxa"/>
               <w:right w:w="510" w:type="dxa"/>
@@ -2221,7 +2160,6 @@
         <w:tc>
           <w:tcPr>
             <w:tcW w:w="1134" w:type="dxa"/>
-            <w:shd w:val="clear" w:color="auto" w:fill="auto"/>
             <w:tcMar>
               <w:left w:w="57" w:type="dxa"/>
               <w:right w:w="510" w:type="dxa"/>
@@ -2272,7 +2210,6 @@
         <w:tc>
           <w:tcPr>
             <w:tcW w:w="10201" w:type="dxa"/>
-            <w:shd w:val="clear" w:color="auto" w:fill="auto"/>
           </w:tcPr>
           <w:p>
             <w:pPr>
@@ -2299,13 +2236,7 @@
               <w:rPr>
                 <w:i/>
               </w:rPr>
-              <w:t xml:space="preserve">continue on a </w:t>
-            </w:r>
-            <w:r>
-              <w:rPr>
-                <w:i/>
-              </w:rPr>
-              <w:t>separate sheet if necessary</w:t>
+              <w:t>continue on a separate sheet if necessary</w:t>
             </w:r>
             <w:r>
               <w:t>).</w:t>
@@ -2348,7 +2279,7 @@
 </file>
 
 <file path=word/endnotes.xml><?xml version="1.0" encoding="utf-8"?>
-<w:endnotes xmlns:wpc="http://schemas.microsoft.com/office/word/2010/wordprocessingCanvas" xmlns:cx="http://schemas.microsoft.com/office/drawing/2014/chartex" xmlns:cx1="http://schemas.microsoft.com/office/drawing/2015/9/8/chartex" xmlns:cx2="http://schemas.microsoft.com/office/drawing/2015/10/21/chartex" xmlns:cx3="http://schemas.microsoft.com/office/drawing/2016/5/9/chartex" xmlns:cx4="http://schemas.microsoft.com/office/drawing/2016/5/10/chartex" xmlns:cx5="http://schemas.microsoft.com/office/drawing/2016/5/11/chartex" xmlns:cx6="http://schemas.microsoft.com/office/drawing/2016/5/12/chartex" xmlns:cx7="http://schemas.microsoft.com/office/drawing/2016/5/13/chartex" xmlns:cx8="http://schemas.microsoft.com/office/drawing/2016/5/14/chartex" xmlns:mc="http://schemas.openxmlformats.org/markup-compatibility/2006" xmlns:aink="http://schemas.microsoft.com/office/drawing/2016/ink" xmlns:am3d="http://schemas.microsoft.com/office/drawing/2017/model3d" xmlns:o="urn:schemas-microsoft-com:office:office" xmlns:oel="http://schemas.microsoft.com/office/2019/extlst" xmlns:r="http://schemas.openxmlformats.org/officeDocument/2006/relationships" xmlns:m="http://schemas.openxmlformats.org/officeDocument/2006/math" xmlns:v="urn:schemas-microsoft-com:vml" xmlns:wp14="http://schemas.microsoft.com/office/word/2010/wordprocessingDrawing" xmlns:wp="http://schemas.openxmlformats.org/drawingml/2006/wordprocessingDrawing" xmlns:w10="urn:schemas-microsoft-com:office:word" xmlns:w="http://schemas.openxmlformats.org/wordprocessingml/2006/main" xmlns:w14="http://schemas.microsoft.com/office/word/2010/wordml" xmlns:w15="http://schemas.microsoft.com/office/word/2012/wordml" xmlns:w16cex="http://schemas.microsoft.com/office/word/2018/wordml/cex" xmlns:w16cid="http://schemas.microsoft.com/office/word/2016/wordml/cid" xmlns:w16="http://schemas.microsoft.com/office/word/2018/wordml" xmlns:w16sdtdh="http://schemas.microsoft.com/office/word/2020/wordml/sdtdatahash" xmlns:w16se="http://schemas.microsoft.com/office/word/2015/wordml/symex" xmlns:wpg="http://schemas.microsoft.com/office/word/2010/wordprocessingGroup" xmlns:wpi="http://schemas.microsoft.com/office/word/2010/wordprocessingInk" xmlns:wne="http://schemas.microsoft.com/office/word/2006/wordml" xmlns:wps="http://schemas.microsoft.com/office/word/2010/wordprocessingShape" mc:Ignorable="w14 w15 w16se w16cid w16 w16cex w16sdtdh wp14">
+<w:endnotes xmlns:wpc="http://schemas.microsoft.com/office/word/2010/wordprocessingCanvas" xmlns:cx="http://schemas.microsoft.com/office/drawing/2014/chartex" xmlns:cx1="http://schemas.microsoft.com/office/drawing/2015/9/8/chartex" xmlns:cx2="http://schemas.microsoft.com/office/drawing/2015/10/21/chartex" xmlns:cx3="http://schemas.microsoft.com/office/drawing/2016/5/9/chartex" xmlns:cx4="http://schemas.microsoft.com/office/drawing/2016/5/10/chartex" xmlns:cx5="http://schemas.microsoft.com/office/drawing/2016/5/11/chartex" xmlns:cx6="http://schemas.microsoft.com/office/drawing/2016/5/12/chartex" xmlns:cx7="http://schemas.microsoft.com/office/drawing/2016/5/13/chartex" xmlns:cx8="http://schemas.microsoft.com/office/drawing/2016/5/14/chartex" xmlns:mc="http://schemas.openxmlformats.org/markup-compatibility/2006" xmlns:aink="http://schemas.microsoft.com/office/drawing/2016/ink" xmlns:am3d="http://schemas.microsoft.com/office/drawing/2017/model3d" xmlns:o="urn:schemas-microsoft-com:office:office" xmlns:oel="http://schemas.microsoft.com/office/2019/extlst" xmlns:r="http://schemas.openxmlformats.org/officeDocument/2006/relationships" xmlns:m="http://schemas.openxmlformats.org/officeDocument/2006/math" xmlns:v="urn:schemas-microsoft-com:vml" xmlns:wp14="http://schemas.microsoft.com/office/word/2010/wordprocessingDrawing" xmlns:wp="http://schemas.openxmlformats.org/drawingml/2006/wordprocessingDrawing" xmlns:w10="urn:schemas-microsoft-com:office:word" xmlns:w="http://schemas.openxmlformats.org/wordprocessingml/2006/main" xmlns:w14="http://schemas.microsoft.com/office/word/2010/wordml" xmlns:w15="http://schemas.microsoft.com/office/word/2012/wordml" xmlns:w16cex="http://schemas.microsoft.com/office/word/2018/wordml/cex" xmlns:w16cid="http://schemas.microsoft.com/office/word/2016/wordml/cid" xmlns:w16="http://schemas.microsoft.com/office/word/2018/wordml" xmlns:w16du="http://schemas.microsoft.com/office/word/2023/wordml/word16du" xmlns:w16sdtdh="http://schemas.microsoft.com/office/word/2020/wordml/sdtdatahash" xmlns:w16sdtfl="http://schemas.microsoft.com/office/word/2024/wordml/sdtformatlock" xmlns:w16se="http://schemas.microsoft.com/office/word/2015/wordml/symex" xmlns:wpg="http://schemas.microsoft.com/office/word/2010/wordprocessingGroup" xmlns:wpi="http://schemas.microsoft.com/office/word/2010/wordprocessingInk" xmlns:wne="http://schemas.microsoft.com/office/word/2006/wordml" xmlns:wps="http://schemas.microsoft.com/office/word/2010/wordprocessingShape" mc:Ignorable="w14 w15 w16se w16cid w16 w16cex w16sdtdh w16sdtfl w16du wp14">
   <w:endnote w:type="separator" w:id="-1">
     <w:p>
       <w:r>
@@ -2367,7 +2298,7 @@
 </file>
 
 <file path=word/footer1.xml><?xml version="1.0" encoding="utf-8"?>
-<w:ftr xmlns:wpc="http://schemas.microsoft.com/office/word/2010/wordprocessingCanvas" xmlns:cx="http://schemas.microsoft.com/office/drawing/2014/chartex" xmlns:cx1="http://schemas.microsoft.com/office/drawing/2015/9/8/chartex" xmlns:cx2="http://schemas.microsoft.com/office/drawing/2015/10/21/chartex" xmlns:cx3="http://schemas.microsoft.com/office/drawing/2016/5/9/chartex" xmlns:cx4="http://schemas.microsoft.com/office/drawing/2016/5/10/chartex" xmlns:cx5="http://schemas.microsoft.com/office/drawing/2016/5/11/chartex" xmlns:cx6="http://schemas.microsoft.com/office/drawing/2016/5/12/chartex" xmlns:cx7="http://schemas.microsoft.com/office/drawing/2016/5/13/chartex" xmlns:cx8="http://schemas.microsoft.com/office/drawing/2016/5/14/chartex" xmlns:mc="http://schemas.openxmlformats.org/markup-compatibility/2006" xmlns:aink="http://schemas.microsoft.com/office/drawing/2016/ink" xmlns:am3d="http://schemas.microsoft.com/office/drawing/2017/model3d" xmlns:o="urn:schemas-microsoft-com:office:office" xmlns:oel="http://schemas.microsoft.com/office/2019/extlst" xmlns:r="http://schemas.openxmlformats.org/officeDocument/2006/relationships" xmlns:m="http://schemas.openxmlformats.org/officeDocument/2006/math" xmlns:v="urn:schemas-microsoft-com:vml" xmlns:wp14="http://schemas.microsoft.com/office/word/2010/wordprocessingDrawing" xmlns:wp="http://schemas.openxmlformats.org/drawingml/2006/wordprocessingDrawing" xmlns:w10="urn:schemas-microsoft-com:office:word" xmlns:w="http://schemas.openxmlformats.org/wordprocessingml/2006/main" xmlns:w14="http://schemas.microsoft.com/office/word/2010/wordml" xmlns:w15="http://schemas.microsoft.com/office/word/2012/wordml" xmlns:w16cex="http://schemas.microsoft.com/office/word/2018/wordml/cex" xmlns:w16cid="http://schemas.microsoft.com/office/word/2016/wordml/cid" xmlns:w16="http://schemas.microsoft.com/office/word/2018/wordml" xmlns:w16sdtdh="http://schemas.microsoft.com/office/word/2020/wordml/sdtdatahash" xmlns:w16se="http://schemas.microsoft.com/office/word/2015/wordml/symex" xmlns:wpg="http://schemas.microsoft.com/office/word/2010/wordprocessingGroup" xmlns:wpi="http://schemas.microsoft.com/office/word/2010/wordprocessingInk" xmlns:wne="http://schemas.microsoft.com/office/word/2006/wordml" xmlns:wps="http://schemas.microsoft.com/office/word/2010/wordprocessingShape" mc:Ignorable="w14 w15 w16se w16cid w16 w16cex w16sdtdh wp14">
+<w:ftr xmlns:wpc="http://schemas.microsoft.com/office/word/2010/wordprocessingCanvas" xmlns:cx="http://schemas.microsoft.com/office/drawing/2014/chartex" xmlns:cx1="http://schemas.microsoft.com/office/drawing/2015/9/8/chartex" xmlns:cx2="http://schemas.microsoft.com/office/drawing/2015/10/21/chartex" xmlns:cx3="http://schemas.microsoft.com/office/drawing/2016/5/9/chartex" xmlns:cx4="http://schemas.microsoft.com/office/drawing/2016/5/10/chartex" xmlns:cx5="http://schemas.microsoft.com/office/drawing/2016/5/11/chartex" xmlns:cx6="http://schemas.microsoft.com/office/drawing/2016/5/12/chartex" xmlns:cx7="http://schemas.microsoft.com/office/drawing/2016/5/13/chartex" xmlns:cx8="http://schemas.microsoft.com/office/drawing/2016/5/14/chartex" xmlns:mc="http://schemas.openxmlformats.org/markup-compatibility/2006" xmlns:aink="http://schemas.microsoft.com/office/drawing/2016/ink" xmlns:am3d="http://schemas.microsoft.com/office/drawing/2017/model3d" xmlns:o="urn:schemas-microsoft-com:office:office" xmlns:oel="http://schemas.microsoft.com/office/2019/extlst" xmlns:r="http://schemas.openxmlformats.org/officeDocument/2006/relationships" xmlns:m="http://schemas.openxmlformats.org/officeDocument/2006/math" xmlns:v="urn:schemas-microsoft-com:vml" xmlns:wp14="http://schemas.microsoft.com/office/word/2010/wordprocessingDrawing" xmlns:wp="http://schemas.openxmlformats.org/drawingml/2006/wordprocessingDrawing" xmlns:w10="urn:schemas-microsoft-com:office:word" xmlns:w="http://schemas.openxmlformats.org/wordprocessingml/2006/main" xmlns:w14="http://schemas.microsoft.com/office/word/2010/wordml" xmlns:w15="http://schemas.microsoft.com/office/word/2012/wordml" xmlns:w16cex="http://schemas.microsoft.com/office/word/2018/wordml/cex" xmlns:w16cid="http://schemas.microsoft.com/office/word/2016/wordml/cid" xmlns:w16="http://schemas.microsoft.com/office/word/2018/wordml" xmlns:w16du="http://schemas.microsoft.com/office/word/2023/wordml/word16du" xmlns:w16sdtdh="http://schemas.microsoft.com/office/word/2020/wordml/sdtdatahash" xmlns:w16sdtfl="http://schemas.microsoft.com/office/word/2024/wordml/sdtformatlock" xmlns:w16se="http://schemas.microsoft.com/office/word/2015/wordml/symex" xmlns:wpg="http://schemas.microsoft.com/office/word/2010/wordprocessingGroup" xmlns:wpi="http://schemas.microsoft.com/office/word/2010/wordprocessingInk" xmlns:wne="http://schemas.microsoft.com/office/word/2006/wordml" xmlns:wps="http://schemas.microsoft.com/office/word/2010/wordprocessingShape" mc:Ignorable="w14 w15 w16se w16cid w16 w16cex w16sdtdh w16sdtfl w16du wp14">
   <w:p>
     <w:pPr>
       <w:pBdr>
@@ -2393,13 +2324,10 @@
 </file>
 
 <file path=word/footer2.xml><?xml version="1.0" encoding="utf-8"?>
-<w:ftr xmlns:wpc="http://schemas.microsoft.com/office/word/2010/wordprocessingCanvas" xmlns:cx="http://schemas.microsoft.com/office/drawing/2014/chartex" xmlns:cx1="http://schemas.microsoft.com/office/drawing/2015/9/8/chartex" xmlns:cx2="http://schemas.microsoft.com/office/drawing/2015/10/21/chartex" xmlns:cx3="http://schemas.microsoft.com/office/drawing/2016/5/9/chartex" xmlns:cx4="http://schemas.microsoft.com/office/drawing/2016/5/10/chartex" xmlns:cx5="http://schemas.microsoft.com/office/drawing/2016/5/11/chartex" xmlns:cx6="http://schemas.microsoft.com/office/drawing/2016/5/12/chartex" xmlns:cx7="http://schemas.microsoft.com/office/drawing/2016/5/13/chartex" xmlns:cx8="http://schemas.microsoft.com/office/drawing/2016/5/14/chartex" xmlns:mc="http://schemas.openxmlformats.org/markup-compatibility/2006" xmlns:aink="http://schemas.microsoft.com/office/drawing/2016/ink" xmlns:am3d="http://schemas.microsoft.com/office/drawing/2017/model3d" xmlns:o="urn:schemas-microsoft-com:office:office" xmlns:oel="http://schemas.microsoft.com/office/2019/extlst" xmlns:r="http://schemas.openxmlformats.org/officeDocument/2006/relationships" xmlns:m="http://schemas.openxmlformats.org/officeDocument/2006/math" xmlns:v="urn:schemas-microsoft-com:vml" xmlns:wp14="http://schemas.microsoft.com/office/word/2010/wordprocessingDrawing" xmlns:wp="http://schemas.openxmlformats.org/drawingml/2006/wordprocessingDrawing" xmlns:w10="urn:schemas-microsoft-com:office:word" xmlns:w="http://schemas.openxmlformats.org/wordprocessingml/2006/main" xmlns:w14="http://schemas.microsoft.com/office/word/2010/wordml" xmlns:w15="http://schemas.microsoft.com/office/word/2012/wordml" xmlns:w16cex="http://schemas.microsoft.com/office/word/2018/wordml/cex" xmlns:w16cid="http://schemas.microsoft.com/office/word/2016/wordml/cid" xmlns:w16="http://schemas.microsoft.com/office/word/2018/wordml" xmlns:w16sdtdh="http://schemas.microsoft.com/office/word/2020/wordml/sdtdatahash" xmlns:w16se="http://schemas.microsoft.com/office/word/2015/wordml/symex" xmlns:wpg="http://schemas.microsoft.com/office/word/2010/wordprocessingGroup" xmlns:wpi="http://schemas.microsoft.com/office/word/2010/wordprocessingInk" xmlns:wne="http://schemas.microsoft.com/office/word/2006/wordml" xmlns:wps="http://schemas.microsoft.com/office/word/2010/wordprocessingShape" mc:Ignorable="w14 w15 w16se w16cid w16 w16cex w16sdtdh wp14">
+<w:ftr xmlns:wpc="http://schemas.microsoft.com/office/word/2010/wordprocessingCanvas" xmlns:cx="http://schemas.microsoft.com/office/drawing/2014/chartex" xmlns:cx1="http://schemas.microsoft.com/office/drawing/2015/9/8/chartex" xmlns:cx2="http://schemas.microsoft.com/office/drawing/2015/10/21/chartex" xmlns:cx3="http://schemas.microsoft.com/office/drawing/2016/5/9/chartex" xmlns:cx4="http://schemas.microsoft.com/office/drawing/2016/5/10/chartex" xmlns:cx5="http://schemas.microsoft.com/office/drawing/2016/5/11/chartex" xmlns:cx6="http://schemas.microsoft.com/office/drawing/2016/5/12/chartex" xmlns:cx7="http://schemas.microsoft.com/office/drawing/2016/5/13/chartex" xmlns:cx8="http://schemas.microsoft.com/office/drawing/2016/5/14/chartex" xmlns:mc="http://schemas.openxmlformats.org/markup-compatibility/2006" xmlns:aink="http://schemas.microsoft.com/office/drawing/2016/ink" xmlns:am3d="http://schemas.microsoft.com/office/drawing/2017/model3d" xmlns:o="urn:schemas-microsoft-com:office:office" xmlns:oel="http://schemas.microsoft.com/office/2019/extlst" xmlns:r="http://schemas.openxmlformats.org/officeDocument/2006/relationships" xmlns:m="http://schemas.openxmlformats.org/officeDocument/2006/math" xmlns:v="urn:schemas-microsoft-com:vml" xmlns:wp14="http://schemas.microsoft.com/office/word/2010/wordprocessingDrawing" xmlns:wp="http://schemas.openxmlformats.org/drawingml/2006/wordprocessingDrawing" xmlns:w10="urn:schemas-microsoft-com:office:word" xmlns:w="http://schemas.openxmlformats.org/wordprocessingml/2006/main" xmlns:w14="http://schemas.microsoft.com/office/word/2010/wordml" xmlns:w15="http://schemas.microsoft.com/office/word/2012/wordml" xmlns:w16cex="http://schemas.microsoft.com/office/word/2018/wordml/cex" xmlns:w16cid="http://schemas.microsoft.com/office/word/2016/wordml/cid" xmlns:w16="http://schemas.microsoft.com/office/word/2018/wordml" xmlns:w16du="http://schemas.microsoft.com/office/word/2023/wordml/word16du" xmlns:w16sdtdh="http://schemas.microsoft.com/office/word/2020/wordml/sdtdatahash" xmlns:w16sdtfl="http://schemas.microsoft.com/office/word/2024/wordml/sdtformatlock" xmlns:w16se="http://schemas.microsoft.com/office/word/2015/wordml/symex" xmlns:wpg="http://schemas.microsoft.com/office/word/2010/wordprocessingGroup" xmlns:wpi="http://schemas.microsoft.com/office/word/2010/wordprocessingInk" xmlns:wne="http://schemas.microsoft.com/office/word/2006/wordml" xmlns:wps="http://schemas.microsoft.com/office/word/2010/wordprocessingShape" mc:Ignorable="w14 w15 w16se w16cid w16 w16cex w16sdtdh w16sdtfl w16du wp14">
   <w:p>
     <w:r>
-      <w:t xml:space="preserve">To see how we comply with the General Data Protection Regulation 2016 and Data Protection Act 2018 please see our Privacy Notice at </w:t>
-    </w:r>
-    <w:r>
-      <w:t>aqa.org.uk/about-us/privacy-notice</w:t>
+      <w:t>To see how we comply with the General Data Protection Regulation 2016 and Data Protection Act 2018 please see our Privacy Notice at aqa.org.uk/about-us/privacy-notice</w:t>
     </w:r>
   </w:p>
   <w:p>
@@ -2453,7 +2381,7 @@
             </wp:anchor>
           </w:drawing>
         </mc:Choice>
-        <mc:Fallback xmlns:sl="http://schemas.openxmlformats.org/schemaLibrary/2006/main" xmlns:a="http://schemas.openxmlformats.org/drawingml/2006/main" xmlns:pic="http://schemas.openxmlformats.org/drawingml/2006/picture" xmlns:c="http://schemas.openxmlformats.org/drawingml/2006/chart" xmlns:lc="http://schemas.openxmlformats.org/drawingml/2006/lockedCanvas" xmlns:dgm="http://schemas.openxmlformats.org/drawingml/2006/diagram" xmlns="http://schemas.microsoft.com/office/tasks/2019/documenttasks" xmlns:cr="http://schemas.microsoft.com/office/comments/2020/reactions">
+        <mc:Fallback xmlns:cr="http://schemas.microsoft.com/office/comments/2020/reactions" xmlns="http://schemas.microsoft.com/office/tasks/2019/documenttasks" xmlns:dgm="http://schemas.openxmlformats.org/drawingml/2006/diagram" xmlns:lc="http://schemas.openxmlformats.org/drawingml/2006/lockedCanvas" xmlns:c="http://schemas.openxmlformats.org/drawingml/2006/chart" xmlns:pic="http://schemas.openxmlformats.org/drawingml/2006/picture" xmlns:a="http://schemas.openxmlformats.org/drawingml/2006/main" xmlns:sl="http://schemas.openxmlformats.org/schemaLibrary/2006/main">
           <w:drawing>
             <wp:anchor allowOverlap="1" behindDoc="0" distB="4294967294" distT="4294967294" distL="114300" distR="114300" hidden="0" layoutInCell="1" locked="0" relativeHeight="0" simplePos="0">
               <wp:simplePos x="0" y="0"/>
@@ -2516,7 +2444,6 @@
       <w:tc>
         <w:tcPr>
           <w:tcW w:w="8104" w:type="dxa"/>
-          <w:shd w:val="clear" w:color="auto" w:fill="auto"/>
         </w:tcPr>
         <w:p>
           <w:pPr>
@@ -2539,7 +2466,6 @@
       <w:tc>
         <w:tcPr>
           <w:tcW w:w="2101" w:type="dxa"/>
-          <w:shd w:val="clear" w:color="auto" w:fill="auto"/>
         </w:tcPr>
         <w:p>
           <w:pPr>
@@ -2738,7 +2664,7 @@
             </wp:anchor>
           </w:drawing>
         </mc:Choice>
-        <mc:Fallback xmlns:sl="http://schemas.openxmlformats.org/schemaLibrary/2006/main" xmlns:a="http://schemas.openxmlformats.org/drawingml/2006/main" xmlns:pic="http://schemas.openxmlformats.org/drawingml/2006/picture" xmlns:c="http://schemas.openxmlformats.org/drawingml/2006/chart" xmlns:lc="http://schemas.openxmlformats.org/drawingml/2006/lockedCanvas" xmlns:dgm="http://schemas.openxmlformats.org/drawingml/2006/diagram" xmlns="http://schemas.microsoft.com/office/tasks/2019/documenttasks" xmlns:cr="http://schemas.microsoft.com/office/comments/2020/reactions">
+        <mc:Fallback xmlns:cr="http://schemas.microsoft.com/office/comments/2020/reactions" xmlns="http://schemas.microsoft.com/office/tasks/2019/documenttasks" xmlns:dgm="http://schemas.openxmlformats.org/drawingml/2006/diagram" xmlns:lc="http://schemas.openxmlformats.org/drawingml/2006/lockedCanvas" xmlns:c="http://schemas.openxmlformats.org/drawingml/2006/chart" xmlns:pic="http://schemas.openxmlformats.org/drawingml/2006/picture" xmlns:a="http://schemas.openxmlformats.org/drawingml/2006/main" xmlns:sl="http://schemas.openxmlformats.org/schemaLibrary/2006/main">
           <w:drawing>
             <wp:anchor allowOverlap="1" behindDoc="0" distB="4294967294" distT="4294967294" distL="114300" distR="114300" hidden="0" layoutInCell="1" locked="0" relativeHeight="0" simplePos="0">
               <wp:simplePos x="0" y="0"/>
@@ -2787,7 +2713,7 @@
 </file>
 
 <file path=word/footer3.xml><?xml version="1.0" encoding="utf-8"?>
-<w:ftr xmlns:wpc="http://schemas.microsoft.com/office/word/2010/wordprocessingCanvas" xmlns:cx="http://schemas.microsoft.com/office/drawing/2014/chartex" xmlns:cx1="http://schemas.microsoft.com/office/drawing/2015/9/8/chartex" xmlns:cx2="http://schemas.microsoft.com/office/drawing/2015/10/21/chartex" xmlns:cx3="http://schemas.microsoft.com/office/drawing/2016/5/9/chartex" xmlns:cx4="http://schemas.microsoft.com/office/drawing/2016/5/10/chartex" xmlns:cx5="http://schemas.microsoft.com/office/drawing/2016/5/11/chartex" xmlns:cx6="http://schemas.microsoft.com/office/drawing/2016/5/12/chartex" xmlns:cx7="http://schemas.microsoft.com/office/drawing/2016/5/13/chartex" xmlns:cx8="http://schemas.microsoft.com/office/drawing/2016/5/14/chartex" xmlns:mc="http://schemas.openxmlformats.org/markup-compatibility/2006" xmlns:aink="http://schemas.microsoft.com/office/drawing/2016/ink" xmlns:am3d="http://schemas.microsoft.com/office/drawing/2017/model3d" xmlns:o="urn:schemas-microsoft-com:office:office" xmlns:oel="http://schemas.microsoft.com/office/2019/extlst" xmlns:r="http://schemas.openxmlformats.org/officeDocument/2006/relationships" xmlns:m="http://schemas.openxmlformats.org/officeDocument/2006/math" xmlns:v="urn:schemas-microsoft-com:vml" xmlns:wp14="http://schemas.microsoft.com/office/word/2010/wordprocessingDrawing" xmlns:wp="http://schemas.openxmlformats.org/drawingml/2006/wordprocessingDrawing" xmlns:w10="urn:schemas-microsoft-com:office:word" xmlns:w="http://schemas.openxmlformats.org/wordprocessingml/2006/main" xmlns:w14="http://schemas.microsoft.com/office/word/2010/wordml" xmlns:w15="http://schemas.microsoft.com/office/word/2012/wordml" xmlns:w16cex="http://schemas.microsoft.com/office/word/2018/wordml/cex" xmlns:w16cid="http://schemas.microsoft.com/office/word/2016/wordml/cid" xmlns:w16="http://schemas.microsoft.com/office/word/2018/wordml" xmlns:w16sdtdh="http://schemas.microsoft.com/office/word/2020/wordml/sdtdatahash" xmlns:w16se="http://schemas.microsoft.com/office/word/2015/wordml/symex" xmlns:wpg="http://schemas.microsoft.com/office/word/2010/wordprocessingGroup" xmlns:wpi="http://schemas.microsoft.com/office/word/2010/wordprocessingInk" xmlns:wne="http://schemas.microsoft.com/office/word/2006/wordml" xmlns:wps="http://schemas.microsoft.com/office/word/2010/wordprocessingShape" mc:Ignorable="w14 w15 w16se w16cid w16 w16cex w16sdtdh wp14">
+<w:ftr xmlns:wpc="http://schemas.microsoft.com/office/word/2010/wordprocessingCanvas" xmlns:cx="http://schemas.microsoft.com/office/drawing/2014/chartex" xmlns:cx1="http://schemas.microsoft.com/office/drawing/2015/9/8/chartex" xmlns:cx2="http://schemas.microsoft.com/office/drawing/2015/10/21/chartex" xmlns:cx3="http://schemas.microsoft.com/office/drawing/2016/5/9/chartex" xmlns:cx4="http://schemas.microsoft.com/office/drawing/2016/5/10/chartex" xmlns:cx5="http://schemas.microsoft.com/office/drawing/2016/5/11/chartex" xmlns:cx6="http://schemas.microsoft.com/office/drawing/2016/5/12/chartex" xmlns:cx7="http://schemas.microsoft.com/office/drawing/2016/5/13/chartex" xmlns:cx8="http://schemas.microsoft.com/office/drawing/2016/5/14/chartex" xmlns:mc="http://schemas.openxmlformats.org/markup-compatibility/2006" xmlns:aink="http://schemas.microsoft.com/office/drawing/2016/ink" xmlns:am3d="http://schemas.microsoft.com/office/drawing/2017/model3d" xmlns:o="urn:schemas-microsoft-com:office:office" xmlns:oel="http://schemas.microsoft.com/office/2019/extlst" xmlns:r="http://schemas.openxmlformats.org/officeDocument/2006/relationships" xmlns:m="http://schemas.openxmlformats.org/officeDocument/2006/math" xmlns:v="urn:schemas-microsoft-com:vml" xmlns:wp14="http://schemas.microsoft.com/office/word/2010/wordprocessingDrawing" xmlns:wp="http://schemas.openxmlformats.org/drawingml/2006/wordprocessingDrawing" xmlns:w10="urn:schemas-microsoft-com:office:word" xmlns:w="http://schemas.openxmlformats.org/wordprocessingml/2006/main" xmlns:w14="http://schemas.microsoft.com/office/word/2010/wordml" xmlns:w15="http://schemas.microsoft.com/office/word/2012/wordml" xmlns:w16cex="http://schemas.microsoft.com/office/word/2018/wordml/cex" xmlns:w16cid="http://schemas.microsoft.com/office/word/2016/wordml/cid" xmlns:w16="http://schemas.microsoft.com/office/word/2018/wordml" xmlns:w16du="http://schemas.microsoft.com/office/word/2023/wordml/word16du" xmlns:w16sdtdh="http://schemas.microsoft.com/office/word/2020/wordml/sdtdatahash" xmlns:w16sdtfl="http://schemas.microsoft.com/office/word/2024/wordml/sdtformatlock" xmlns:w16se="http://schemas.microsoft.com/office/word/2015/wordml/symex" xmlns:wpg="http://schemas.microsoft.com/office/word/2010/wordprocessingGroup" xmlns:wpi="http://schemas.microsoft.com/office/word/2010/wordprocessingInk" xmlns:wne="http://schemas.microsoft.com/office/word/2006/wordml" xmlns:wps="http://schemas.microsoft.com/office/word/2010/wordprocessingShape" mc:Ignorable="w14 w15 w16se w16cid w16 w16cex w16sdtdh w16sdtfl w16du wp14">
   <w:p>
     <w:pPr>
       <w:widowControl w:val="0"/>
@@ -2819,7 +2745,6 @@
       <w:tc>
         <w:tcPr>
           <w:tcW w:w="8104" w:type="dxa"/>
-          <w:shd w:val="clear" w:color="auto" w:fill="auto"/>
         </w:tcPr>
         <w:p>
           <w:pPr>
@@ -2847,23 +2772,13 @@
               <w:sz w:val="16"/>
               <w:szCs w:val="16"/>
             </w:rPr>
-            <w:t xml:space="preserve">AQA Education (AQA) is a registered charity (number 1073334) and a company limited by guarantee registered in England and Wales (number 3644723). Our registered address is AQA, </w:t>
-          </w:r>
-          <w:r>
-            <w:rPr>
-              <w:rFonts w:ascii="AQA Chevin Pro Light" w:eastAsia="AQA Chevin Pro Light" w:hAnsi="AQA Chevin Pro Light" w:cs="AQA Chevin Pro Light"/>
-              <w:color w:val="000000"/>
-              <w:sz w:val="16"/>
-              <w:szCs w:val="16"/>
-            </w:rPr>
-            <w:t>Devas Street, Manchester M15 6EX.</w:t>
+            <w:t>AQA Education (AQA) is a registered charity (number 1073334) and a company limited by guarantee registered in England and Wales (number 3644723). Our registered address is AQA, Devas Street, Manchester M15 6EX.</w:t>
           </w:r>
         </w:p>
       </w:tc>
       <w:tc>
         <w:tcPr>
           <w:tcW w:w="2101" w:type="dxa"/>
-          <w:shd w:val="clear" w:color="auto" w:fill="auto"/>
         </w:tcPr>
         <w:p>
           <w:pPr>
@@ -2961,7 +2876,7 @@
             </wp:anchor>
           </w:drawing>
         </mc:Choice>
-        <mc:Fallback xmlns:sl="http://schemas.openxmlformats.org/schemaLibrary/2006/main" xmlns:a="http://schemas.openxmlformats.org/drawingml/2006/main" xmlns:pic="http://schemas.openxmlformats.org/drawingml/2006/picture" xmlns:c="http://schemas.openxmlformats.org/drawingml/2006/chart" xmlns:lc="http://schemas.openxmlformats.org/drawingml/2006/lockedCanvas" xmlns:dgm="http://schemas.openxmlformats.org/drawingml/2006/diagram" xmlns="http://schemas.microsoft.com/office/tasks/2019/documenttasks" xmlns:cr="http://schemas.microsoft.com/office/comments/2020/reactions">
+        <mc:Fallback xmlns:cr="http://schemas.microsoft.com/office/comments/2020/reactions" xmlns="http://schemas.microsoft.com/office/tasks/2019/documenttasks" xmlns:dgm="http://schemas.openxmlformats.org/drawingml/2006/diagram" xmlns:lc="http://schemas.openxmlformats.org/drawingml/2006/lockedCanvas" xmlns:c="http://schemas.openxmlformats.org/drawingml/2006/chart" xmlns:pic="http://schemas.openxmlformats.org/drawingml/2006/picture" xmlns:a="http://schemas.openxmlformats.org/drawingml/2006/main" xmlns:sl="http://schemas.openxmlformats.org/schemaLibrary/2006/main">
           <w:drawing>
             <wp:anchor allowOverlap="1" behindDoc="0" distB="4294967294" distT="4294967294" distL="114300" distR="114300" hidden="0" layoutInCell="1" locked="0" relativeHeight="0" simplePos="0">
               <wp:simplePos x="0" y="0"/>
@@ -3010,7 +2925,7 @@
 </file>
 
 <file path=word/footnotes.xml><?xml version="1.0" encoding="utf-8"?>
-<w:footnotes xmlns:wpc="http://schemas.microsoft.com/office/word/2010/wordprocessingCanvas" xmlns:cx="http://schemas.microsoft.com/office/drawing/2014/chartex" xmlns:cx1="http://schemas.microsoft.com/office/drawing/2015/9/8/chartex" xmlns:cx2="http://schemas.microsoft.com/office/drawing/2015/10/21/chartex" xmlns:cx3="http://schemas.microsoft.com/office/drawing/2016/5/9/chartex" xmlns:cx4="http://schemas.microsoft.com/office/drawing/2016/5/10/chartex" xmlns:cx5="http://schemas.microsoft.com/office/drawing/2016/5/11/chartex" xmlns:cx6="http://schemas.microsoft.com/office/drawing/2016/5/12/chartex" xmlns:cx7="http://schemas.microsoft.com/office/drawing/2016/5/13/chartex" xmlns:cx8="http://schemas.microsoft.com/office/drawing/2016/5/14/chartex" xmlns:mc="http://schemas.openxmlformats.org/markup-compatibility/2006" xmlns:aink="http://schemas.microsoft.com/office/drawing/2016/ink" xmlns:am3d="http://schemas.microsoft.com/office/drawing/2017/model3d" xmlns:o="urn:schemas-microsoft-com:office:office" xmlns:oel="http://schemas.microsoft.com/office/2019/extlst" xmlns:r="http://schemas.openxmlformats.org/officeDocument/2006/relationships" xmlns:m="http://schemas.openxmlformats.org/officeDocument/2006/math" xmlns:v="urn:schemas-microsoft-com:vml" xmlns:wp14="http://schemas.microsoft.com/office/word/2010/wordprocessingDrawing" xmlns:wp="http://schemas.openxmlformats.org/drawingml/2006/wordprocessingDrawing" xmlns:w10="urn:schemas-microsoft-com:office:word" xmlns:w="http://schemas.openxmlformats.org/wordprocessingml/2006/main" xmlns:w14="http://schemas.microsoft.com/office/word/2010/wordml" xmlns:w15="http://schemas.microsoft.com/office/word/2012/wordml" xmlns:w16cex="http://schemas.microsoft.com/office/word/2018/wordml/cex" xmlns:w16cid="http://schemas.microsoft.com/office/word/2016/wordml/cid" xmlns:w16="http://schemas.microsoft.com/office/word/2018/wordml" xmlns:w16sdtdh="http://schemas.microsoft.com/office/word/2020/wordml/sdtdatahash" xmlns:w16se="http://schemas.microsoft.com/office/word/2015/wordml/symex" xmlns:wpg="http://schemas.microsoft.com/office/word/2010/wordprocessingGroup" xmlns:wpi="http://schemas.microsoft.com/office/word/2010/wordprocessingInk" xmlns:wne="http://schemas.microsoft.com/office/word/2006/wordml" xmlns:wps="http://schemas.microsoft.com/office/word/2010/wordprocessingShape" mc:Ignorable="w14 w15 w16se w16cid w16 w16cex w16sdtdh wp14">
+<w:footnotes xmlns:wpc="http://schemas.microsoft.com/office/word/2010/wordprocessingCanvas" xmlns:cx="http://schemas.microsoft.com/office/drawing/2014/chartex" xmlns:cx1="http://schemas.microsoft.com/office/drawing/2015/9/8/chartex" xmlns:cx2="http://schemas.microsoft.com/office/drawing/2015/10/21/chartex" xmlns:cx3="http://schemas.microsoft.com/office/drawing/2016/5/9/chartex" xmlns:cx4="http://schemas.microsoft.com/office/drawing/2016/5/10/chartex" xmlns:cx5="http://schemas.microsoft.com/office/drawing/2016/5/11/chartex" xmlns:cx6="http://schemas.microsoft.com/office/drawing/2016/5/12/chartex" xmlns:cx7="http://schemas.microsoft.com/office/drawing/2016/5/13/chartex" xmlns:cx8="http://schemas.microsoft.com/office/drawing/2016/5/14/chartex" xmlns:mc="http://schemas.openxmlformats.org/markup-compatibility/2006" xmlns:aink="http://schemas.microsoft.com/office/drawing/2016/ink" xmlns:am3d="http://schemas.microsoft.com/office/drawing/2017/model3d" xmlns:o="urn:schemas-microsoft-com:office:office" xmlns:oel="http://schemas.microsoft.com/office/2019/extlst" xmlns:r="http://schemas.openxmlformats.org/officeDocument/2006/relationships" xmlns:m="http://schemas.openxmlformats.org/officeDocument/2006/math" xmlns:v="urn:schemas-microsoft-com:vml" xmlns:wp14="http://schemas.microsoft.com/office/word/2010/wordprocessingDrawing" xmlns:wp="http://schemas.openxmlformats.org/drawingml/2006/wordprocessingDrawing" xmlns:w10="urn:schemas-microsoft-com:office:word" xmlns:w="http://schemas.openxmlformats.org/wordprocessingml/2006/main" xmlns:w14="http://schemas.microsoft.com/office/word/2010/wordml" xmlns:w15="http://schemas.microsoft.com/office/word/2012/wordml" xmlns:w16cex="http://schemas.microsoft.com/office/word/2018/wordml/cex" xmlns:w16cid="http://schemas.microsoft.com/office/word/2016/wordml/cid" xmlns:w16="http://schemas.microsoft.com/office/word/2018/wordml" xmlns:w16du="http://schemas.microsoft.com/office/word/2023/wordml/word16du" xmlns:w16sdtdh="http://schemas.microsoft.com/office/word/2020/wordml/sdtdatahash" xmlns:w16sdtfl="http://schemas.microsoft.com/office/word/2024/wordml/sdtformatlock" xmlns:w16se="http://schemas.microsoft.com/office/word/2015/wordml/symex" xmlns:wpg="http://schemas.microsoft.com/office/word/2010/wordprocessingGroup" xmlns:wpi="http://schemas.microsoft.com/office/word/2010/wordprocessingInk" xmlns:wne="http://schemas.microsoft.com/office/word/2006/wordml" xmlns:wps="http://schemas.microsoft.com/office/word/2010/wordprocessingShape" mc:Ignorable="w14 w15 w16se w16cid w16 w16cex w16sdtdh w16sdtfl w16du wp14">
   <w:footnote w:type="separator" w:id="-1">
     <w:p>
       <w:r>
@@ -3029,7 +2944,7 @@
 </file>
 
 <file path=word/header1.xml><?xml version="1.0" encoding="utf-8"?>
-<w:hdr xmlns:wpc="http://schemas.microsoft.com/office/word/2010/wordprocessingCanvas" xmlns:cx="http://schemas.microsoft.com/office/drawing/2014/chartex" xmlns:cx1="http://schemas.microsoft.com/office/drawing/2015/9/8/chartex" xmlns:cx2="http://schemas.microsoft.com/office/drawing/2015/10/21/chartex" xmlns:cx3="http://schemas.microsoft.com/office/drawing/2016/5/9/chartex" xmlns:cx4="http://schemas.microsoft.com/office/drawing/2016/5/10/chartex" xmlns:cx5="http://schemas.microsoft.com/office/drawing/2016/5/11/chartex" xmlns:cx6="http://schemas.microsoft.com/office/drawing/2016/5/12/chartex" xmlns:cx7="http://schemas.microsoft.com/office/drawing/2016/5/13/chartex" xmlns:cx8="http://schemas.microsoft.com/office/drawing/2016/5/14/chartex" xmlns:mc="http://schemas.openxmlformats.org/markup-compatibility/2006" xmlns:aink="http://schemas.microsoft.com/office/drawing/2016/ink" xmlns:am3d="http://schemas.microsoft.com/office/drawing/2017/model3d" xmlns:o="urn:schemas-microsoft-com:office:office" xmlns:oel="http://schemas.microsoft.com/office/2019/extlst" xmlns:r="http://schemas.openxmlformats.org/officeDocument/2006/relationships" xmlns:m="http://schemas.openxmlformats.org/officeDocument/2006/math" xmlns:v="urn:schemas-microsoft-com:vml" xmlns:wp14="http://schemas.microsoft.com/office/word/2010/wordprocessingDrawing" xmlns:wp="http://schemas.openxmlformats.org/drawingml/2006/wordprocessingDrawing" xmlns:w10="urn:schemas-microsoft-com:office:word" xmlns:w="http://schemas.openxmlformats.org/wordprocessingml/2006/main" xmlns:w14="http://schemas.microsoft.com/office/word/2010/wordml" xmlns:w15="http://schemas.microsoft.com/office/word/2012/wordml" xmlns:w16cex="http://schemas.microsoft.com/office/word/2018/wordml/cex" xmlns:w16cid="http://schemas.microsoft.com/office/word/2016/wordml/cid" xmlns:w16="http://schemas.microsoft.com/office/word/2018/wordml" xmlns:w16sdtdh="http://schemas.microsoft.com/office/word/2020/wordml/sdtdatahash" xmlns:w16se="http://schemas.microsoft.com/office/word/2015/wordml/symex" xmlns:wpg="http://schemas.microsoft.com/office/word/2010/wordprocessingGroup" xmlns:wpi="http://schemas.microsoft.com/office/word/2010/wordprocessingInk" xmlns:wne="http://schemas.microsoft.com/office/word/2006/wordml" xmlns:wps="http://schemas.microsoft.com/office/word/2010/wordprocessingShape" mc:Ignorable="w14 w15 w16se w16cid w16 w16cex w16sdtdh wp14">
+<w:hdr xmlns:wpc="http://schemas.microsoft.com/office/word/2010/wordprocessingCanvas" xmlns:cx="http://schemas.microsoft.com/office/drawing/2014/chartex" xmlns:cx1="http://schemas.microsoft.com/office/drawing/2015/9/8/chartex" xmlns:cx2="http://schemas.microsoft.com/office/drawing/2015/10/21/chartex" xmlns:cx3="http://schemas.microsoft.com/office/drawing/2016/5/9/chartex" xmlns:cx4="http://schemas.microsoft.com/office/drawing/2016/5/10/chartex" xmlns:cx5="http://schemas.microsoft.com/office/drawing/2016/5/11/chartex" xmlns:cx6="http://schemas.microsoft.com/office/drawing/2016/5/12/chartex" xmlns:cx7="http://schemas.microsoft.com/office/drawing/2016/5/13/chartex" xmlns:cx8="http://schemas.microsoft.com/office/drawing/2016/5/14/chartex" xmlns:mc="http://schemas.openxmlformats.org/markup-compatibility/2006" xmlns:aink="http://schemas.microsoft.com/office/drawing/2016/ink" xmlns:am3d="http://schemas.microsoft.com/office/drawing/2017/model3d" xmlns:o="urn:schemas-microsoft-com:office:office" xmlns:oel="http://schemas.microsoft.com/office/2019/extlst" xmlns:r="http://schemas.openxmlformats.org/officeDocument/2006/relationships" xmlns:m="http://schemas.openxmlformats.org/officeDocument/2006/math" xmlns:v="urn:schemas-microsoft-com:vml" xmlns:wp14="http://schemas.microsoft.com/office/word/2010/wordprocessingDrawing" xmlns:wp="http://schemas.openxmlformats.org/drawingml/2006/wordprocessingDrawing" xmlns:w10="urn:schemas-microsoft-com:office:word" xmlns:w="http://schemas.openxmlformats.org/wordprocessingml/2006/main" xmlns:w14="http://schemas.microsoft.com/office/word/2010/wordml" xmlns:w15="http://schemas.microsoft.com/office/word/2012/wordml" xmlns:w16cex="http://schemas.microsoft.com/office/word/2018/wordml/cex" xmlns:w16cid="http://schemas.microsoft.com/office/word/2016/wordml/cid" xmlns:w16="http://schemas.microsoft.com/office/word/2018/wordml" xmlns:w16du="http://schemas.microsoft.com/office/word/2023/wordml/word16du" xmlns:w16sdtdh="http://schemas.microsoft.com/office/word/2020/wordml/sdtdatahash" xmlns:w16sdtfl="http://schemas.microsoft.com/office/word/2024/wordml/sdtformatlock" xmlns:w16se="http://schemas.microsoft.com/office/word/2015/wordml/symex" xmlns:wpg="http://schemas.microsoft.com/office/word/2010/wordprocessingGroup" xmlns:wpi="http://schemas.microsoft.com/office/word/2010/wordprocessingInk" xmlns:wne="http://schemas.microsoft.com/office/word/2006/wordml" xmlns:wps="http://schemas.microsoft.com/office/word/2010/wordprocessingShape" mc:Ignorable="w14 w15 w16se w16cid w16 w16cex w16sdtdh w16sdtfl w16du wp14">
   <w:p>
     <w:pPr>
       <w:pBdr>
@@ -3053,7 +2968,7 @@
 </file>
 
 <file path=word/header2.xml><?xml version="1.0" encoding="utf-8"?>
-<w:hdr xmlns:wpc="http://schemas.microsoft.com/office/word/2010/wordprocessingCanvas" xmlns:cx="http://schemas.microsoft.com/office/drawing/2014/chartex" xmlns:cx1="http://schemas.microsoft.com/office/drawing/2015/9/8/chartex" xmlns:cx2="http://schemas.microsoft.com/office/drawing/2015/10/21/chartex" xmlns:cx3="http://schemas.microsoft.com/office/drawing/2016/5/9/chartex" xmlns:cx4="http://schemas.microsoft.com/office/drawing/2016/5/10/chartex" xmlns:cx5="http://schemas.microsoft.com/office/drawing/2016/5/11/chartex" xmlns:cx6="http://schemas.microsoft.com/office/drawing/2016/5/12/chartex" xmlns:cx7="http://schemas.microsoft.com/office/drawing/2016/5/13/chartex" xmlns:cx8="http://schemas.microsoft.com/office/drawing/2016/5/14/chartex" xmlns:mc="http://schemas.openxmlformats.org/markup-compatibility/2006" xmlns:aink="http://schemas.microsoft.com/office/drawing/2016/ink" xmlns:am3d="http://schemas.microsoft.com/office/drawing/2017/model3d" xmlns:o="urn:schemas-microsoft-com:office:office" xmlns:oel="http://schemas.microsoft.com/office/2019/extlst" xmlns:r="http://schemas.openxmlformats.org/officeDocument/2006/relationships" xmlns:m="http://schemas.openxmlformats.org/officeDocument/2006/math" xmlns:v="urn:schemas-microsoft-com:vml" xmlns:wp14="http://schemas.microsoft.com/office/word/2010/wordprocessingDrawing" xmlns:wp="http://schemas.openxmlformats.org/drawingml/2006/wordprocessingDrawing" xmlns:w10="urn:schemas-microsoft-com:office:word" xmlns:w="http://schemas.openxmlformats.org/wordprocessingml/2006/main" xmlns:w14="http://schemas.microsoft.com/office/word/2010/wordml" xmlns:w15="http://schemas.microsoft.com/office/word/2012/wordml" xmlns:w16cex="http://schemas.microsoft.com/office/word/2018/wordml/cex" xmlns:w16cid="http://schemas.microsoft.com/office/word/2016/wordml/cid" xmlns:w16="http://schemas.microsoft.com/office/word/2018/wordml" xmlns:w16sdtdh="http://schemas.microsoft.com/office/word/2020/wordml/sdtdatahash" xmlns:w16se="http://schemas.microsoft.com/office/word/2015/wordml/symex" xmlns:wpg="http://schemas.microsoft.com/office/word/2010/wordprocessingGroup" xmlns:wpi="http://schemas.microsoft.com/office/word/2010/wordprocessingInk" xmlns:wne="http://schemas.microsoft.com/office/word/2006/wordml" xmlns:wps="http://schemas.microsoft.com/office/word/2010/wordprocessingShape" mc:Ignorable="w14 w15 w16se w16cid w16 w16cex w16sdtdh wp14">
+<w:hdr xmlns:wpc="http://schemas.microsoft.com/office/word/2010/wordprocessingCanvas" xmlns:cx="http://schemas.microsoft.com/office/drawing/2014/chartex" xmlns:cx1="http://schemas.microsoft.com/office/drawing/2015/9/8/chartex" xmlns:cx2="http://schemas.microsoft.com/office/drawing/2015/10/21/chartex" xmlns:cx3="http://schemas.microsoft.com/office/drawing/2016/5/9/chartex" xmlns:cx4="http://schemas.microsoft.com/office/drawing/2016/5/10/chartex" xmlns:cx5="http://schemas.microsoft.com/office/drawing/2016/5/11/chartex" xmlns:cx6="http://schemas.microsoft.com/office/drawing/2016/5/12/chartex" xmlns:cx7="http://schemas.microsoft.com/office/drawing/2016/5/13/chartex" xmlns:cx8="http://schemas.microsoft.com/office/drawing/2016/5/14/chartex" xmlns:mc="http://schemas.openxmlformats.org/markup-compatibility/2006" xmlns:aink="http://schemas.microsoft.com/office/drawing/2016/ink" xmlns:am3d="http://schemas.microsoft.com/office/drawing/2017/model3d" xmlns:o="urn:schemas-microsoft-com:office:office" xmlns:oel="http://schemas.microsoft.com/office/2019/extlst" xmlns:r="http://schemas.openxmlformats.org/officeDocument/2006/relationships" xmlns:m="http://schemas.openxmlformats.org/officeDocument/2006/math" xmlns:v="urn:schemas-microsoft-com:vml" xmlns:wp14="http://schemas.microsoft.com/office/word/2010/wordprocessingDrawing" xmlns:wp="http://schemas.openxmlformats.org/drawingml/2006/wordprocessingDrawing" xmlns:w10="urn:schemas-microsoft-com:office:word" xmlns:w="http://schemas.openxmlformats.org/wordprocessingml/2006/main" xmlns:w14="http://schemas.microsoft.com/office/word/2010/wordml" xmlns:w15="http://schemas.microsoft.com/office/word/2012/wordml" xmlns:w16cex="http://schemas.microsoft.com/office/word/2018/wordml/cex" xmlns:w16cid="http://schemas.microsoft.com/office/word/2016/wordml/cid" xmlns:w16="http://schemas.microsoft.com/office/word/2018/wordml" xmlns:w16du="http://schemas.microsoft.com/office/word/2023/wordml/word16du" xmlns:w16sdtdh="http://schemas.microsoft.com/office/word/2020/wordml/sdtdatahash" xmlns:w16sdtfl="http://schemas.microsoft.com/office/word/2024/wordml/sdtformatlock" xmlns:w16se="http://schemas.microsoft.com/office/word/2015/wordml/symex" xmlns:wpg="http://schemas.microsoft.com/office/word/2010/wordprocessingGroup" xmlns:wpi="http://schemas.microsoft.com/office/word/2010/wordprocessingInk" xmlns:wne="http://schemas.microsoft.com/office/word/2006/wordml" xmlns:wps="http://schemas.microsoft.com/office/word/2010/wordprocessingShape" mc:Ignorable="w14 w15 w16se w16cid w16 w16cex w16sdtdh w16sdtfl w16du wp14">
   <w:p>
     <w:pPr>
       <w:pBdr>
@@ -3189,7 +3104,7 @@
             </wp:anchor>
           </w:drawing>
         </mc:Choice>
-        <mc:Fallback xmlns:sl="http://schemas.openxmlformats.org/schemaLibrary/2006/main" xmlns:a="http://schemas.openxmlformats.org/drawingml/2006/main" xmlns:pic="http://schemas.openxmlformats.org/drawingml/2006/picture" xmlns:c="http://schemas.openxmlformats.org/drawingml/2006/chart" xmlns:lc="http://schemas.openxmlformats.org/drawingml/2006/lockedCanvas" xmlns:dgm="http://schemas.openxmlformats.org/drawingml/2006/diagram" xmlns="http://schemas.microsoft.com/office/tasks/2019/documenttasks" xmlns:cr="http://schemas.microsoft.com/office/comments/2020/reactions">
+        <mc:Fallback xmlns:cr="http://schemas.microsoft.com/office/comments/2020/reactions" xmlns="http://schemas.microsoft.com/office/tasks/2019/documenttasks" xmlns:dgm="http://schemas.openxmlformats.org/drawingml/2006/diagram" xmlns:lc="http://schemas.openxmlformats.org/drawingml/2006/lockedCanvas" xmlns:c="http://schemas.openxmlformats.org/drawingml/2006/chart" xmlns:pic="http://schemas.openxmlformats.org/drawingml/2006/picture" xmlns:a="http://schemas.openxmlformats.org/drawingml/2006/main" xmlns:sl="http://schemas.openxmlformats.org/schemaLibrary/2006/main">
           <w:drawing>
             <wp:anchor allowOverlap="1" behindDoc="0" distB="4294967293" distT="4294967293" distL="114300" distR="114300" hidden="0" layoutInCell="1" locked="0" relativeHeight="0" simplePos="0">
               <wp:simplePos x="0" y="0"/>
@@ -3238,7 +3153,7 @@
 </file>
 
 <file path=word/styles.xml><?xml version="1.0" encoding="utf-8"?>
-<w:styles xmlns:mc="http://schemas.openxmlformats.org/markup-compatibility/2006" xmlns:r="http://schemas.openxmlformats.org/officeDocument/2006/relationships" xmlns:w="http://schemas.openxmlformats.org/wordprocessingml/2006/main" xmlns:w14="http://schemas.microsoft.com/office/word/2010/wordml" xmlns:w15="http://schemas.microsoft.com/office/word/2012/wordml" xmlns:w16cex="http://schemas.microsoft.com/office/word/2018/wordml/cex" xmlns:w16cid="http://schemas.microsoft.com/office/word/2016/wordml/cid" xmlns:w16="http://schemas.microsoft.com/office/word/2018/wordml" xmlns:w16sdtdh="http://schemas.microsoft.com/office/word/2020/wordml/sdtdatahash" xmlns:w16se="http://schemas.microsoft.com/office/word/2015/wordml/symex" mc:Ignorable="w14 w15 w16se w16cid w16 w16cex w16sdtdh">
+<w:styles xmlns:mc="http://schemas.openxmlformats.org/markup-compatibility/2006" xmlns:r="http://schemas.openxmlformats.org/officeDocument/2006/relationships" xmlns:w="http://schemas.openxmlformats.org/wordprocessingml/2006/main" xmlns:w14="http://schemas.microsoft.com/office/word/2010/wordml" xmlns:w15="http://schemas.microsoft.com/office/word/2012/wordml" xmlns:w16cex="http://schemas.microsoft.com/office/word/2018/wordml/cex" xmlns:w16cid="http://schemas.microsoft.com/office/word/2016/wordml/cid" xmlns:w16="http://schemas.microsoft.com/office/word/2018/wordml" xmlns:w16du="http://schemas.microsoft.com/office/word/2023/wordml/word16du" xmlns:w16sdtdh="http://schemas.microsoft.com/office/word/2020/wordml/sdtdatahash" xmlns:w16sdtfl="http://schemas.microsoft.com/office/word/2024/wordml/sdtformatlock" xmlns:w16se="http://schemas.microsoft.com/office/word/2015/wordml/symex" mc:Ignorable="w14 w15 w16se w16cid w16 w16cex w16sdtdh w16sdtfl w16du">
   <w:docDefaults>
     <w:rPrDefault>
       <w:rPr>
@@ -3853,6 +3768,7 @@
   <w:style w:type="character" w:default="1" w:styleId="DefaultParagraphFont">
     <w:name w:val="Default Paragraph Font"/>
     <w:uiPriority w:val="1"/>
+    <w:semiHidden/>
     <w:unhideWhenUsed/>
   </w:style>
   <w:style w:type="table" w:default="1" w:styleId="TableNormal">
